--- a/backend/app/assets/hr_letters/spot-appreciation-template.docx
+++ b/backend/app/assets/hr_letters/spot-appreciation-template.docx
@@ -142,6 +142,12 @@
           <w:rFonts w:ascii="Times New Roman" w:hAnsi="Times New Roman" w:cs="Times New Roman"/>
         </w:rPr>
       </w:pPr>
+      <w:r>
+        <w:rPr>
+          <w:rFonts w:ascii="Times New Roman" w:hAnsi="Times New Roman" w:cs="Times New Roman"/>
+        </w:rPr>
+        <w:t>Aromazen Pvt Ltd</w:t>
+      </w:r>
     </w:p>
     <w:p>
       <w:pPr>

--- a/backend/app/assets/hr_letters/spot-appreciation-template.docx
+++ b/backend/app/assets/hr_letters/spot-appreciation-template.docx
@@ -4,7 +4,8 @@
   <w:body>
     <w:p>
       <w:pPr>
-        <w:jc w:val="right"/>
+        <w:spacing w:after="0"/>
+        <w:jc w:val="left"/>
         <w:rPr>
           <w:rFonts w:ascii="Times New Roman" w:hAnsi="Times New Roman" w:cs="Times New Roman"/>
         </w:rPr>
@@ -251,6 +252,7 @@
     </w:p>
     <w:p>
       <w:pPr>
+        <w:keepNext/>
         <w:rPr>
           <w:rFonts w:ascii="Times New Roman" w:hAnsi="Times New Roman" w:cs="Times New Roman"/>
         </w:rPr>
@@ -264,20 +266,24 @@
     </w:p>
     <w:p>
       <w:pPr>
-        <w:rPr>
-          <w:rFonts w:ascii="Times New Roman" w:hAnsi="Times New Roman" w:cs="Times New Roman"/>
-        </w:rPr>
-      </w:pPr>
-    </w:p>
-    <w:p>
-      <w:pPr>
-        <w:rPr>
-          <w:rFonts w:ascii="Times New Roman" w:hAnsi="Times New Roman" w:cs="Times New Roman"/>
-        </w:rPr>
-      </w:pPr>
-    </w:p>
-    <w:p>
-      <w:pPr>
+        <w:keepNext/>
+        <w:rPr>
+          <w:rFonts w:ascii="Times New Roman" w:hAnsi="Times New Roman" w:cs="Times New Roman"/>
+        </w:rPr>
+      </w:pPr>
+    </w:p>
+    <w:p>
+      <w:pPr>
+        <w:keepNext/>
+        <w:rPr>
+          <w:rFonts w:ascii="Times New Roman" w:hAnsi="Times New Roman" w:cs="Times New Roman"/>
+        </w:rPr>
+      </w:pPr>
+    </w:p>
+    <w:p>
+      <w:pPr>
+        <w:keepNext/>
+        <w:keepLines/>
         <w:rPr>
           <w:rFonts w:ascii="Times New Roman" w:hAnsi="Times New Roman" w:cs="Times New Roman"/>
         </w:rPr>
@@ -300,7 +306,7 @@
       <w:headerReference w:type="default" r:id="rId6"/>
       <w:footerReference w:type="default" r:id="rId7"/>
       <w:pgSz w:w="11906" w:h="16838"/>
-      <w:pgMar w:top="1440" w:right="1440" w:bottom="1440" w:left="1440" w:header="708" w:footer="708" w:gutter="0"/>
+      <w:pgMar w:top="2160" w:right="1224" w:bottom="1368" w:left="1224" w:header="708" w:footer="708" w:gutter="0"/>
       <w:cols w:space="708"/>
       <w:docGrid w:linePitch="360"/>
     </w:sectPr>
@@ -310,11 +316,7 @@
 
 <file path=word/footer1.xml><?xml version="1.0" encoding="utf-8"?>
 <w:ftr xmlns:m="http://schemas.openxmlformats.org/officeDocument/2006/math" xmlns:mc="http://schemas.openxmlformats.org/markup-compatibility/2006" xmlns:mo="http://schemas.microsoft.com/office/mac/office/2008/main" xmlns:mv="urn:schemas-microsoft-com:mac:vml" xmlns:o="urn:schemas-microsoft-com:office:office" xmlns:r="http://schemas.openxmlformats.org/officeDocument/2006/relationships" xmlns:v="urn:schemas-microsoft-com:vml" xmlns:w10="urn:schemas-microsoft-com:office:word" xmlns:w14="http://schemas.microsoft.com/office/word/2010/wordml" xmlns:w="http://schemas.openxmlformats.org/wordprocessingml/2006/main" xmlns:wne="http://schemas.microsoft.com/office/word/2006/wordml" xmlns:wp14="http://schemas.microsoft.com/office/word/2010/wordprocessingDrawing" xmlns:wp="http://schemas.openxmlformats.org/drawingml/2006/wordprocessingDrawing" xmlns:wpc="http://schemas.microsoft.com/office/word/2010/wordprocessingCanvas" xmlns:wpg="http://schemas.microsoft.com/office/word/2010/wordprocessingGroup" xmlns:wpi="http://schemas.microsoft.com/office/word/2010/wordprocessingInk" xmlns:wps="http://schemas.microsoft.com/office/word/2010/wordprocessingShape" mc:Ignorable="w14 wp14">
-  <w:p>
-    <w:pPr>
-      <w:pStyle w:val="Footer"/>
-    </w:pPr>
-  </w:p>
+  <w:p/>
 </w:ftr>
 </file>
 
